--- a/documents/Titus_Ave_Criteria_Sheet.docx
+++ b/documents/Titus_Ave_Criteria_Sheet.docx
@@ -59,7 +59,7 @@
           <w:sz w:val="19"/>
           <w:szCs w:val="19"/>
         </w:rPr>
-        <w:t xml:space="preserve">The Zoning Board can only grant a variance if it finds ALL FIVE of the criteria below are met. If even one fails, the board cannot legally approve it. Use these points when you speak or write in — you don't need to cover all five, just the ones that matter most to you.</w:t>
+        <w:t xml:space="preserve">The Zoning Board can only grant a variance if it finds ALL FIVE of the criteria below are met, and the burden of proving each one is on the applicant. If even one fails, the board cannot legally approve it. Use these points when you speak or write in — you don't need to cover all five, just the ones that matter most to you.</w:t>
       </w:r>
     </w:p>
     <w:tbl>
@@ -98,7 +98,7 @@
           <w:p>
             <w:pPr>
               <w:shd w:fill="8B0000" w:val="clear"/>
-              <w:spacing w:after="60" w:before="140"/>
+              <w:spacing w:before="140" w:after="60"/>
             </w:pPr>
             <w:r>
               <w:rPr>
@@ -125,41 +125,41 @@
                 <w:sz w:val="18"/>
                 <w:szCs w:val="18"/>
               </w:rPr>
-              <w:t xml:space="preserve">No traffic, parking, safety, or lighting study was submitted with this application.</w:t>
-            </w:r>
-          </w:p>
-          <w:p>
-            <w:pPr>
-              <w:pStyle w:val="ListParagraph"/>
-              <w:numPr>
-                <w:ilvl w:val="0"/>
-                <w:numId w:val="2"/>
-              </w:numPr>
-              <w:spacing w:after="60"/>
-            </w:pPr>
-            <w:r>
-              <w:rPr>
-                <w:sz w:val="18"/>
-                <w:szCs w:val="18"/>
-              </w:rPr>
-              <w:t xml:space="preserve">Only 20 parking spaces for 13 units — potentially 40+ residents. Overflow will land on Titus Ave, Calef Road, and Mystic Street.</w:t>
-            </w:r>
-          </w:p>
-          <w:p>
-            <w:pPr>
-              <w:pStyle w:val="ListParagraph"/>
-              <w:numPr>
-                <w:ilvl w:val="0"/>
-                <w:numId w:val="2"/>
-              </w:numPr>
-              <w:spacing w:after="60"/>
-            </w:pPr>
-            <w:r>
-              <w:rPr>
-                <w:sz w:val="18"/>
-                <w:szCs w:val="18"/>
-              </w:rPr>
-              <w:t xml:space="preserve">Granting this converts a residential corner into a much higher-traffic, higher-density site with no independent analysis of the impact.</w:t>
+              <w:t xml:space="preserve">The City rewrote its entire zoning ordinance this year (effective March 1, 2026) after a four-year public process, and chose to keep this corner single-family. A variance would undo that decision six months later, by private application.</w:t>
+            </w:r>
+          </w:p>
+          <w:p>
+            <w:pPr>
+              <w:pStyle w:val="ListParagraph"/>
+              <w:numPr>
+                <w:ilvl w:val="0"/>
+                <w:numId w:val="2"/>
+              </w:numPr>
+              <w:spacing w:after="60"/>
+            </w:pPr>
+            <w:r>
+              <w:rPr>
+                <w:sz w:val="18"/>
+                <w:szCs w:val="18"/>
+              </w:rPr>
+              <w:t xml:space="preserve">The developer calls the project a “transition” between the 96-unit complex and the single-family homes. The City already decided where the transition is — it's the zoning line at this parcel.</w:t>
+            </w:r>
+          </w:p>
+          <w:p>
+            <w:pPr>
+              <w:pStyle w:val="ListParagraph"/>
+              <w:numPr>
+                <w:ilvl w:val="0"/>
+                <w:numId w:val="2"/>
+              </w:numPr>
+              <w:spacing w:after="60"/>
+            </w:pPr>
+            <w:r>
+              <w:rPr>
+                <w:sz w:val="18"/>
+                <w:szCs w:val="18"/>
+              </w:rPr>
+              <w:t xml:space="preserve">No traffic, safety, or lighting analysis was submitted. The City's review flags “Visibility at Intersections” as “No Information” on a corner lot.</w:t>
             </w:r>
           </w:p>
         </w:tc>
@@ -182,7 +182,7 @@
           <w:p>
             <w:pPr>
               <w:shd w:fill="8B0000" w:val="clear"/>
-              <w:spacing w:after="60" w:before="140"/>
+              <w:spacing w:before="140" w:after="60"/>
             </w:pPr>
             <w:r>
               <w:rPr>
@@ -209,24 +209,41 @@
                 <w:sz w:val="18"/>
                 <w:szCs w:val="18"/>
               </w:rPr>
-              <w:t xml:space="preserve">The application contains no appraisal, market study, or real estate data to support this claim — only general assertions from the applicant's engineer.</w:t>
-            </w:r>
-          </w:p>
-          <w:p>
-            <w:pPr>
-              <w:pStyle w:val="ListParagraph"/>
-              <w:numPr>
-                <w:ilvl w:val="0"/>
-                <w:numId w:val="2"/>
-              </w:numPr>
-              <w:spacing w:after="60"/>
-            </w:pPr>
-            <w:r>
-              <w:rPr>
-                <w:sz w:val="18"/>
-                <w:szCs w:val="18"/>
-              </w:rPr>
-              <w:t xml:space="preserve">Every abutting lot is single-family. A 3-story, 13-unit complex changes the character of the immediate streetscape.</w:t>
+              <w:t xml:space="preserve">The burden is on the developer to show values won't drop. The application contains no appraisal, market study, or comparable sales — only a one-sentence assertion from their engineer.</w:t>
+            </w:r>
+          </w:p>
+          <w:p>
+            <w:pPr>
+              <w:pStyle w:val="ListParagraph"/>
+              <w:numPr>
+                <w:ilvl w:val="0"/>
+                <w:numId w:val="2"/>
+              </w:numPr>
+              <w:spacing w:after="60"/>
+            </w:pPr>
+            <w:r>
+              <w:rPr>
+                <w:sz w:val="18"/>
+                <w:szCs w:val="18"/>
+              </w:rPr>
+              <w:t xml:space="preserve">The homes around this parcel on Mystic Street, Titus Avenue, and Calef Road are single-family. A 3-story, 13-unit development in the middle of them changes the character of those streets, and nothing in the file measures what that does to the homes.</w:t>
+            </w:r>
+          </w:p>
+          <w:p>
+            <w:pPr>
+              <w:pStyle w:val="ListParagraph"/>
+              <w:numPr>
+                <w:ilvl w:val="0"/>
+                <w:numId w:val="2"/>
+              </w:numPr>
+              <w:spacing w:after="60"/>
+            </w:pPr>
+            <w:r>
+              <w:rPr>
+                <w:sz w:val="18"/>
+                <w:szCs w:val="18"/>
+              </w:rPr>
+              <w:t xml:space="preserve">If you own a home nearby, say so. Your view of what this does to your own property is evidence the Board can consider. The developer offered none.</w:t>
             </w:r>
           </w:p>
         </w:tc>
@@ -251,7 +268,7 @@
           <w:p>
             <w:pPr>
               <w:shd w:fill="8B0000" w:val="clear"/>
-              <w:spacing w:after="60" w:before="140"/>
+              <w:spacing w:before="140" w:after="60"/>
             </w:pPr>
             <w:r>
               <w:rPr>
@@ -295,7 +312,7 @@
                 <w:sz w:val="18"/>
                 <w:szCs w:val="18"/>
               </w:rPr>
-              <w:t xml:space="preserve">Multifamily dwellings are separately flagged as not permitted under Section 4.3-A.1.C.</w:t>
+              <w:t xml:space="preserve">Multifamily dwellings are separately flagged as not permitted under Section 4.3-A.1.C. The new ordinance says which districts get townhouses and multifamily; this isn't one of them.</w:t>
             </w:r>
           </w:p>
           <w:p>
@@ -329,7 +346,7 @@
                 <w:sz w:val="18"/>
                 <w:szCs w:val="18"/>
               </w:rPr>
-              <w:t xml:space="preserve">That volume of relief suggests the project doesn't fit the district — not a minor technical adjustment.</w:t>
+              <w:t xml:space="preserve">Even under the ordinance's most generous density rule, this lot supports 8 units. They're asking for 13.</w:t>
             </w:r>
           </w:p>
         </w:tc>
@@ -352,7 +369,7 @@
           <w:p>
             <w:pPr>
               <w:shd w:fill="8B0000" w:val="clear"/>
-              <w:spacing w:after="60" w:before="140"/>
+              <w:spacing w:before="140" w:after="60"/>
             </w:pPr>
             <w:r>
               <w:rPr>
@@ -413,7 +430,24 @@
                 <w:sz w:val="18"/>
                 <w:szCs w:val="18"/>
               </w:rPr>
-              <w:t xml:space="preserve">Hardship must come from the property itself, not from the applicant's preference for a bigger project.</w:t>
+              <w:t xml:space="preserve">Hardship must come from the land itself, not from the neighborhood around it or the applicant's preference for a bigger project. Their memo names nothing about the land except slope, and their own 5-lot plan builds on that slope.</w:t>
+            </w:r>
+          </w:p>
+          <w:p>
+            <w:pPr>
+              <w:pStyle w:val="ListParagraph"/>
+              <w:numPr>
+                <w:ilvl w:val="0"/>
+                <w:numId w:val="2"/>
+              </w:numPr>
+              <w:spacing w:after="60"/>
+            </w:pPr>
+            <w:r>
+              <w:rPr>
+                <w:sz w:val="18"/>
+                <w:szCs w:val="18"/>
+              </w:rPr>
+              <w:t xml:space="preserve">The developer bought this lot from the City in 2024 as a single-family parcel. They knew what it was zoned.</w:t>
             </w:r>
           </w:p>
         </w:tc>
@@ -438,7 +472,7 @@
           <w:p>
             <w:pPr>
               <w:shd w:fill="8B0000" w:val="clear"/>
-              <w:spacing w:after="60" w:before="140"/>
+              <w:spacing w:before="140" w:after="60"/>
             </w:pPr>
             <w:r>
               <w:rPr>
@@ -482,7 +516,7 @@
                 <w:sz w:val="18"/>
                 <w:szCs w:val="18"/>
               </w:rPr>
-              <w:t xml:space="preserve">Justice has to be balanced against the burden on neighbors: overflow parking, added traffic, and reduced buffers are real costs the applicant's memo doesn't address.</w:t>
+              <w:t xml:space="preserve">There's no loss to the owner to balance: they can build five houses tomorrow without a single variance.</w:t>
             </w:r>
           </w:p>
           <w:p>
@@ -527,7 +561,7 @@
           <w:p>
             <w:pPr>
               <w:shd w:fill="F2F2F2" w:val="clear"/>
-              <w:spacing w:after="40" w:before="40"/>
+              <w:spacing w:before="40" w:after="40"/>
             </w:pPr>
             <w:r>
               <w:rPr>
@@ -542,7 +576,7 @@
           </w:p>
           <w:p>
             <w:pPr>
-              <w:spacing w:after="40" w:before="60"/>
+              <w:spacing w:before="60" w:after="40"/>
             </w:pPr>
             <w:r>
               <w:rPr>
@@ -586,6 +620,18 @@
                 <w:szCs w:val="18"/>
               </w:rPr>
               <w:t xml:space="preserve">•  You can focus on just one or two criteria — one solid failure is enough to deny the variance.</w:t>
+            </w:r>
+          </w:p>
+          <w:p>
+            <w:pPr>
+              <w:spacing w:after="40"/>
+            </w:pPr>
+            <w:r>
+              <w:rPr>
+                <w:sz w:val="18"/>
+                <w:szCs w:val="18"/>
+              </w:rPr>
+              <w:t xml:space="preserve">•  Being for more housing and against this variance is a consistent position. The new ordinance already says where this housing type goes.</w:t>
             </w:r>
           </w:p>
         </w:tc>
@@ -596,7 +642,7 @@
         <w:pBdr>
           <w:top w:val="single" w:color="000000" w:sz="6"/>
         </w:pBdr>
-        <w:spacing w:after="20" w:before="140"/>
+        <w:spacing w:before="140" w:after="20"/>
       </w:pPr>
       <w:r>
         <w:rPr>
@@ -620,43 +666,6 @@
 
 <file path=word/comments.xml><?xml version="1.0" encoding="utf-8"?>
 <w:comments xmlns:cx="http://schemas.microsoft.com/office/drawing/2014/chartex" xmlns:cx1="http://schemas.microsoft.com/office/drawing/2015/9/8/chartex" xmlns:cx2="http://schemas.microsoft.com/office/drawing/2015/10/21/chartex" xmlns:cx3="http://schemas.microsoft.com/office/drawing/2016/5/9/chartex" xmlns:cx4="http://schemas.microsoft.com/office/drawing/2016/5/10/chartex" xmlns:cx5="http://schemas.microsoft.com/office/drawing/2016/5/11/chartex" xmlns:cx6="http://schemas.microsoft.com/office/drawing/2016/5/12/chartex" xmlns:cx7="http://schemas.microsoft.com/office/drawing/2016/5/13/chartex" xmlns:cx8="http://schemas.microsoft.com/office/drawing/2016/5/14/chartex" xmlns:mc="http://schemas.openxmlformats.org/markup-compatibility/2006" xmlns:aink="http://schemas.microsoft.com/office/drawing/2016/ink" xmlns:am3d="http://schemas.microsoft.com/office/drawing/2017/model3d" xmlns:o="urn:schemas-microsoft-com:office:office" xmlns:r="http://schemas.openxmlformats.org/officeDocument/2006/relationships" xmlns:m="http://schemas.openxmlformats.org/officeDocument/2006/math" xmlns:v="urn:schemas-microsoft-com:vml" xmlns:wp14="http://schemas.microsoft.com/office/word/2010/wordprocessingDrawing" xmlns:wp="http://schemas.openxmlformats.org/drawingml/2006/wordprocessingDrawing" xmlns:w10="urn:schemas-microsoft-com:office:word" xmlns:w="http://schemas.openxmlformats.org/wordprocessingml/2006/main" xmlns:w14="http://schemas.microsoft.com/office/word/2010/wordml" xmlns:w15="http://schemas.microsoft.com/office/word/2012/wordml" xmlns:w16cex="http://schemas.microsoft.com/office/word/2018/wordml/cex" xmlns:w16cid="http://schemas.microsoft.com/office/word/2016/wordml/cid" xmlns:w16="http://schemas.microsoft.com/office/word/2018/wordml" xmlns:w16sdtdh="http://schemas.microsoft.com/office/word/2020/wordml/sdtdatahash" xmlns:w16se="http://schemas.microsoft.com/office/word/2015/wordml/symex" xmlns:wpg="http://schemas.microsoft.com/office/word/2010/wordprocessingGroup" xmlns:wpi="http://schemas.microsoft.com/office/word/2010/wordprocessingInk" xmlns:wne="http://schemas.microsoft.com/office/word/2006/wordml" xmlns:wps="http://schemas.microsoft.com/office/word/2010/wordprocessingShape"/>
-</file>
-
-<file path=word/endnotes.xml><?xml version="1.0" encoding="utf-8"?>
-<w:endnotes xmlns:wpc="http://schemas.microsoft.com/office/word/2010/wordprocessingCanvas" xmlns:mc="http://schemas.openxmlformats.org/markup-compatibility/2006" xmlns:o="urn:schemas-microsoft-com:office:office" xmlns:r="http://schemas.openxmlformats.org/officeDocument/2006/relationships" xmlns:m="http://schemas.openxmlformats.org/officeDocument/2006/math" xmlns:v="urn:schemas-microsoft-com:vml" xmlns:wp14="http://schemas.microsoft.com/office/word/2010/wordprocessingDrawing" xmlns:wp="http://schemas.openxmlformats.org/drawingml/2006/wordprocessingDrawing" xmlns:w10="urn:schemas-microsoft-com:office:word" xmlns:w="http://schemas.openxmlformats.org/wordprocessingml/2006/main" xmlns:w14="http://schemas.microsoft.com/office/word/2010/wordml" xmlns:w15="http://schemas.microsoft.com/office/word/2012/wordml" xmlns:wpg="http://schemas.microsoft.com/office/word/2010/wordprocessingGroup" xmlns:wpi="http://schemas.microsoft.com/office/word/2010/wordprocessingInk" xmlns:wne="http://schemas.microsoft.com/office/word/2006/wordml" xmlns:wps="http://schemas.microsoft.com/office/word/2010/wordprocessingShape" mc:Ignorable="w14 w15 wp14">
-  <w:endnote w:type="separator" w:id="-1">
-    <w:p>
-      <w:pPr>
-        <w:spacing w:after="0" w:line="240" w:lineRule="auto"/>
-      </w:pPr>
-      <w:r>
-        <w:rPr>
-          <w:rStyle w:val="EndnoteReference"/>
-        </w:rPr>
-        <w:endnoteRef/>
-      </w:r>
-      <w:r>
-        <w:separator/>
-      </w:r>
-    </w:p>
-  </w:endnote>
-  <w:endnote w:type="continuationSeparator" w:id="0">
-    <w:p>
-      <w:pPr>
-        <w:spacing w:after="0" w:line="240" w:lineRule="auto"/>
-      </w:pPr>
-      <w:r>
-        <w:rPr>
-          <w:rStyle w:val="EndnoteReference"/>
-        </w:rPr>
-        <w:endnoteRef/>
-      </w:r>
-      <w:r>
-        <w:continuationSeparator/>
-      </w:r>
-    </w:p>
-  </w:endnote>
-</w:endnotes>
 </file>
 
 <file path=word/footnotes.xml><?xml version="1.0" encoding="utf-8"?>
@@ -908,8 +917,8 @@
     <w:uiPriority w:val="99"/>
     <w:unhideWhenUsed/>
     <w:rPr>
+      <w:u w:val="single"/>
       <w:color w:val="0563C1"/>
-      <w:u w:val="single"/>
     </w:rPr>
   </w:style>
   <w:style w:type="character" w:styleId="FootnoteReference">
@@ -949,42 +958,5 @@
       <w:szCs w:val="20"/>
     </w:rPr>
   </w:style>
-  <w:style w:type="character" w:styleId="EndnoteReference">
-    <w:name w:val="endnote reference"/>
-    <w:basedOn w:val="DefaultParagraphFont"/>
-    <w:uiPriority w:val="99"/>
-    <w:semiHidden/>
-    <w:unhideWhenUsed/>
-    <w:rPr>
-      <w:vertAlign w:val="superscript"/>
-    </w:rPr>
-  </w:style>
-  <w:style w:type="paragraph" w:styleId="EndnoteText">
-    <w:name w:val="endnote text"/>
-    <w:basedOn w:val="Normal"/>
-    <w:link w:val="EndnoteTextChar"/>
-    <w:uiPriority w:val="99"/>
-    <w:semiHidden/>
-    <w:unhideWhenUsed/>
-    <w:pPr>
-      <w:spacing w:after="0" w:line="240" w:lineRule="auto"/>
-    </w:pPr>
-    <w:rPr>
-      <w:sz w:val="20"/>
-      <w:szCs w:val="20"/>
-    </w:rPr>
-  </w:style>
-  <w:style w:type="character" w:styleId="EndnoteTextChar">
-    <w:name w:val="Endnote Text Char"/>
-    <w:basedOn w:val="DefaultParagraphFont"/>
-    <w:link w:val="EndnoteText"/>
-    <w:uiPriority w:val="99"/>
-    <w:semiHidden/>
-    <w:unhideWhenUsed/>
-    <w:rPr>
-      <w:sz w:val="20"/>
-      <w:szCs w:val="20"/>
-    </w:rPr>
-  </w:style>
 </w:styles>
 </file>